--- a/applications/STRONG/Natus Medical - Business Intelligence Analyst - 2026-09-25/cover_letter.docx
+++ b/applications/STRONG/Natus Medical - Business Intelligence Analyst - 2026-09-25/cover_letter.docx
@@ -200,7 +200,7 @@
           <w:color w:val="09152A"/>
           <w:sz w:val="22"/>
         </w:rPr>
-        <w:t>In my current freelance practice serving callcathai.online, primelayertrades.com, and hereraspreadsheets.com, I build C-suite commercial analytics frameworks that go past the numbers. When revenue trends or product adoption metrics shift, my job is to determine WHY — digging into customer behavior, pipeline data, pricing dynamics, and market signals to surface the driver and recommend a response. I have built TAM/SAM models, adoption curve projections, and win/loss analysis frameworks for founders and executives who need to make resource and roadmap decisions, not just review reports. That structured, inquiry-first approach is exactly what you have described.</w:t>
+        <w:t>In my current freelance practice serving callcatchai.online, primelayertrades.com, and hereraspreadsheets.com, I build C-suite commercial analytics frameworks that go past the numbers. When revenue trends or product adoption metrics shift, my job is to determine WHY — digging into customer behavior, pipeline data, pricing dynamics, and market signals to surface the driver and recommend a response. I have built TAM/SAM models, adoption curve projections, and win/loss analysis frameworks for founders and executives who need to make resource and roadmap decisions, not just review reports. That structured, inquiry-first approach is exactly what you have described.</w:t>
       </w:r>
     </w:p>
     <w:p>
